--- a/internal_doc/03.开发设计/mysql/Story_mysql连接器基本数据操作.docx
+++ b/internal_doc/03.开发设计/mysql/Story_mysql连接器基本数据操作.docx
@@ -294,13 +294,20 @@
           <w:rFonts w:hint="eastAsia"/>
           <w:color w:val="000000" w:themeColor="text1"/>
         </w:rPr>
-        <w:t>mydql</w:t>
+        <w:t>mys</w:t>
       </w:r>
       <w:r>
         <w:rPr>
           <w:rFonts w:hint="eastAsia"/>
           <w:color w:val="000000" w:themeColor="text1"/>
         </w:rPr>
+        <w:t>ql</w:t>
+      </w:r>
+      <w:r>
+        <w:rPr>
+          <w:rFonts w:hint="eastAsia"/>
+          <w:color w:val="000000" w:themeColor="text1"/>
+        </w:rPr>
         <w:t>迁移到</w:t>
       </w:r>
       <w:r>
@@ -349,11 +356,6 @@
       </w:r>
     </w:p>
     <w:p>
-      <w:pPr>
-        <w:rPr>
-          <w:rFonts w:hint="eastAsia"/>
-        </w:rPr>
-      </w:pPr>
       <w:r>
         <w:rPr>
           <w:rFonts w:hint="eastAsia"/>
@@ -391,13 +393,7 @@
         <w:t>接口</w:t>
       </w:r>
     </w:p>
-    <w:p>
-      <w:pPr>
-        <w:rPr>
-          <w:rFonts w:hint="eastAsia"/>
-        </w:rPr>
-      </w:pPr>
-    </w:p>
+    <w:p/>
     <w:p>
       <w:r>
         <w:rPr>
@@ -413,38 +409,17 @@
       </w:r>
     </w:p>
     <w:p>
-      <w:pPr>
-        <w:rPr>
-          <w:rFonts w:hint="eastAsia"/>
-        </w:rPr>
-      </w:pPr>
       <w:r>
         <w:t>mysql&gt; install plugin sequoiadb soname 'ha_sequoiadb.so';</w:t>
       </w:r>
     </w:p>
     <w:p>
-      <w:pPr>
-        <w:rPr>
-          <w:rFonts w:hint="eastAsia"/>
-        </w:rPr>
-      </w:pPr>
       <w:r>
         <w:t>mysql&gt; uninstall plugin sequoiadb;</w:t>
       </w:r>
     </w:p>
-    <w:p>
-      <w:pPr>
-        <w:rPr>
-          <w:rFonts w:hint="eastAsia"/>
-        </w:rPr>
-      </w:pPr>
-    </w:p>
-    <w:p>
-      <w:pPr>
-        <w:rPr>
-          <w:rFonts w:hint="eastAsia"/>
-        </w:rPr>
-      </w:pPr>
+    <w:p/>
+    <w:p>
       <w:r>
         <w:rPr>
           <w:rFonts w:hint="eastAsia"/>
@@ -459,11 +434,6 @@
       </w:r>
     </w:p>
     <w:p>
-      <w:pPr>
-        <w:rPr>
-          <w:rFonts w:hint="eastAsia"/>
-        </w:rPr>
-      </w:pPr>
       <w:r>
         <w:rPr>
           <w:rFonts w:hint="eastAsia"/>
@@ -494,21 +464,11 @@
       </w:r>
     </w:p>
     <w:p>
-      <w:pPr>
-        <w:rPr>
-          <w:rFonts w:hint="eastAsia"/>
-        </w:rPr>
-      </w:pPr>
       <w:r>
         <w:t>sequoiadb_conn_addr=192.168.20.37:11810,192.168.20.38:11810,192.168.20.39:11810</w:t>
       </w:r>
     </w:p>
     <w:p>
-      <w:pPr>
-        <w:rPr>
-          <w:rFonts w:hint="eastAsia"/>
-        </w:rPr>
-      </w:pPr>
       <w:r>
         <w:rPr>
           <w:rFonts w:hint="eastAsia"/>
@@ -548,14 +508,8 @@
         <w:t>'</w:t>
       </w:r>
     </w:p>
-    <w:p>
-      <w:pPr>
-        <w:rPr>
-          <w:rFonts w:hint="eastAsia"/>
-        </w:rPr>
-      </w:pPr>
-    </w:p>
     <w:p/>
+    <w:p/>
     <w:p>
       <w:pPr>
         <w:pStyle w:val="Heading2"/>
@@ -602,11 +556,6 @@
       </w:r>
     </w:p>
     <w:p>
-      <w:pPr>
-        <w:rPr>
-          <w:rFonts w:hint="eastAsia"/>
-        </w:rPr>
-      </w:pPr>
       <w:r>
         <w:rPr>
           <w:rFonts w:hint="eastAsia"/>
@@ -1061,9 +1010,6 @@
     <w:p>
       <w:pPr>
         <w:pStyle w:val="Heading3"/>
-        <w:rPr>
-          <w:rFonts w:hint="eastAsia"/>
-        </w:rPr>
       </w:pPr>
       <w:r>
         <w:rPr>
@@ -1075,7 +1021,6 @@
     <w:p>
       <w:pPr>
         <w:rPr>
-          <w:rFonts w:hint="eastAsia"/>
           <w:b/>
         </w:rPr>
       </w:pPr>
@@ -1152,9 +1097,6 @@
           <w:p>
             <w:pPr>
               <w:ind w:left="0"/>
-              <w:rPr>
-                <w:rFonts w:hint="eastAsia"/>
-              </w:rPr>
             </w:pPr>
             <w:r>
               <w:rPr>
@@ -1171,15 +1113,12 @@
           <w:p>
             <w:pPr>
               <w:ind w:left="0"/>
-              <w:rPr>
-                <w:rFonts w:hint="eastAsia"/>
-              </w:rPr>
-            </w:pPr>
-            <w:r>
-              <w:rPr>
-                <w:rFonts w:hint="eastAsia"/>
-              </w:rPr>
-              <w:t>long long</w:t>
+            </w:pPr>
+            <w:r>
+              <w:rPr>
+                <w:rFonts w:hint="eastAsia"/>
+              </w:rPr>
+              <w:t>int</w:t>
             </w:r>
           </w:p>
         </w:tc>
@@ -1192,15 +1131,12 @@
           <w:p>
             <w:pPr>
               <w:ind w:left="0"/>
-              <w:rPr>
-                <w:rFonts w:hint="eastAsia"/>
-              </w:rPr>
-            </w:pPr>
-            <w:r>
-              <w:rPr>
-                <w:rFonts w:hint="eastAsia"/>
-              </w:rPr>
-              <w:t>SHORT</w:t>
+            </w:pPr>
+            <w:r>
+              <w:rPr>
+                <w:rFonts w:hint="eastAsia"/>
+              </w:rPr>
+              <w:t>SMALLINT</w:t>
             </w:r>
           </w:p>
         </w:tc>
@@ -1211,15 +1147,12 @@
           <w:p>
             <w:pPr>
               <w:ind w:left="0"/>
-              <w:rPr>
-                <w:rFonts w:hint="eastAsia"/>
-              </w:rPr>
-            </w:pPr>
-            <w:r>
-              <w:rPr>
-                <w:rFonts w:hint="eastAsia"/>
-              </w:rPr>
-              <w:t>long long</w:t>
+            </w:pPr>
+            <w:r>
+              <w:rPr>
+                <w:rFonts w:hint="eastAsia"/>
+              </w:rPr>
+              <w:t>int</w:t>
             </w:r>
           </w:p>
         </w:tc>
@@ -1232,15 +1165,12 @@
           <w:p>
             <w:pPr>
               <w:ind w:left="0"/>
-              <w:rPr>
-                <w:rFonts w:hint="eastAsia"/>
-              </w:rPr>
-            </w:pPr>
-            <w:r>
-              <w:rPr>
-                <w:rFonts w:hint="eastAsia"/>
-              </w:rPr>
-              <w:t>LONG</w:t>
+            </w:pPr>
+            <w:r>
+              <w:rPr>
+                <w:rFonts w:hint="eastAsia"/>
+              </w:rPr>
+              <w:t>INT</w:t>
             </w:r>
           </w:p>
         </w:tc>
@@ -1251,15 +1181,12 @@
           <w:p>
             <w:pPr>
               <w:ind w:left="0"/>
-              <w:rPr>
-                <w:rFonts w:hint="eastAsia"/>
-              </w:rPr>
-            </w:pPr>
-            <w:r>
-              <w:rPr>
-                <w:rFonts w:hint="eastAsia"/>
-              </w:rPr>
-              <w:t>long long</w:t>
+            </w:pPr>
+            <w:r>
+              <w:rPr>
+                <w:rFonts w:hint="eastAsia"/>
+              </w:rPr>
+              <w:t>int</w:t>
             </w:r>
           </w:p>
         </w:tc>
@@ -1272,15 +1199,12 @@
           <w:p>
             <w:pPr>
               <w:ind w:left="0"/>
-              <w:rPr>
-                <w:rFonts w:hint="eastAsia"/>
-              </w:rPr>
-            </w:pPr>
-            <w:r>
-              <w:rPr>
-                <w:rFonts w:hint="eastAsia"/>
-              </w:rPr>
-              <w:t>INT24</w:t>
+            </w:pPr>
+            <w:r>
+              <w:rPr>
+                <w:rFonts w:hint="eastAsia"/>
+              </w:rPr>
+              <w:t>MEDIUMINT</w:t>
             </w:r>
           </w:p>
         </w:tc>
@@ -1291,15 +1215,12 @@
           <w:p>
             <w:pPr>
               <w:ind w:left="0"/>
-              <w:rPr>
-                <w:rFonts w:hint="eastAsia"/>
-              </w:rPr>
-            </w:pPr>
-            <w:r>
-              <w:rPr>
-                <w:rFonts w:hint="eastAsia"/>
-              </w:rPr>
-              <w:t>long long</w:t>
+            </w:pPr>
+            <w:r>
+              <w:rPr>
+                <w:rFonts w:hint="eastAsia"/>
+              </w:rPr>
+              <w:t>int</w:t>
             </w:r>
           </w:p>
         </w:tc>
@@ -1312,15 +1233,12 @@
           <w:p>
             <w:pPr>
               <w:ind w:left="0"/>
-              <w:rPr>
-                <w:rFonts w:hint="eastAsia"/>
-              </w:rPr>
-            </w:pPr>
-            <w:r>
-              <w:rPr>
-                <w:rFonts w:hint="eastAsia"/>
-              </w:rPr>
-              <w:t>LONGLONG</w:t>
+            </w:pPr>
+            <w:r>
+              <w:rPr>
+                <w:rFonts w:hint="eastAsia"/>
+              </w:rPr>
+              <w:t>BIGINT</w:t>
             </w:r>
           </w:p>
         </w:tc>
@@ -1331,15 +1249,18 @@
           <w:p>
             <w:pPr>
               <w:ind w:left="0"/>
-              <w:rPr>
-                <w:rFonts w:hint="eastAsia"/>
-              </w:rPr>
-            </w:pPr>
-            <w:r>
-              <w:rPr>
-                <w:rFonts w:hint="eastAsia"/>
-              </w:rPr>
-              <w:t>long long</w:t>
+            </w:pPr>
+            <w:r>
+              <w:rPr>
+                <w:rFonts w:hint="eastAsia"/>
+              </w:rPr>
+              <w:t>number</w:t>
+            </w:r>
+            <w:r>
+              <w:rPr>
+                <w:rFonts w:hint="eastAsia"/>
+              </w:rPr>
+              <w:t xml:space="preserve"> long</w:t>
             </w:r>
           </w:p>
         </w:tc>
@@ -1352,9 +1273,6 @@
           <w:p>
             <w:pPr>
               <w:ind w:left="0"/>
-              <w:rPr>
-                <w:rFonts w:hint="eastAsia"/>
-              </w:rPr>
             </w:pPr>
             <w:r>
               <w:rPr>
@@ -1371,9 +1289,6 @@
           <w:p>
             <w:pPr>
               <w:ind w:left="0"/>
-              <w:rPr>
-                <w:rFonts w:hint="eastAsia"/>
-              </w:rPr>
             </w:pPr>
             <w:r>
               <w:rPr>
@@ -1392,9 +1307,6 @@
           <w:p>
             <w:pPr>
               <w:ind w:left="0"/>
-              <w:rPr>
-                <w:rFonts w:hint="eastAsia"/>
-              </w:rPr>
             </w:pPr>
             <w:r>
               <w:rPr>
@@ -1411,9 +1323,6 @@
           <w:p>
             <w:pPr>
               <w:ind w:left="0"/>
-              <w:rPr>
-                <w:rFonts w:hint="eastAsia"/>
-              </w:rPr>
             </w:pPr>
             <w:r>
               <w:rPr>
@@ -1432,9 +1341,6 @@
           <w:p>
             <w:pPr>
               <w:ind w:left="0"/>
-              <w:rPr>
-                <w:rFonts w:hint="eastAsia"/>
-              </w:rPr>
             </w:pPr>
             <w:r>
               <w:rPr>
@@ -1451,9 +1357,6 @@
           <w:p>
             <w:pPr>
               <w:ind w:left="0"/>
-              <w:rPr>
-                <w:rFonts w:hint="eastAsia"/>
-              </w:rPr>
             </w:pPr>
             <w:r>
               <w:rPr>
@@ -1472,9 +1375,6 @@
           <w:p>
             <w:pPr>
               <w:ind w:left="0"/>
-              <w:rPr>
-                <w:rFonts w:hint="eastAsia"/>
-              </w:rPr>
             </w:pPr>
             <w:r>
               <w:rPr>
@@ -1491,9 +1391,6 @@
           <w:p>
             <w:pPr>
               <w:ind w:left="0"/>
-              <w:rPr>
-                <w:rFonts w:hint="eastAsia"/>
-              </w:rPr>
             </w:pPr>
             <w:r>
               <w:rPr>
@@ -1512,9 +1409,6 @@
           <w:p>
             <w:pPr>
               <w:ind w:left="0"/>
-              <w:rPr>
-                <w:rFonts w:hint="eastAsia"/>
-              </w:rPr>
             </w:pPr>
             <w:r>
               <w:rPr>
@@ -1531,9 +1425,6 @@
           <w:p>
             <w:pPr>
               <w:ind w:left="0"/>
-              <w:rPr>
-                <w:rFonts w:hint="eastAsia"/>
-              </w:rPr>
             </w:pPr>
             <w:r>
               <w:rPr>
@@ -1552,9 +1443,6 @@
           <w:p>
             <w:pPr>
               <w:ind w:left="0"/>
-              <w:rPr>
-                <w:rFonts w:hint="eastAsia"/>
-              </w:rPr>
             </w:pPr>
             <w:r>
               <w:rPr>
@@ -1571,9 +1459,6 @@
           <w:p>
             <w:pPr>
               <w:ind w:left="0"/>
-              <w:rPr>
-                <w:rFonts w:hint="eastAsia"/>
-              </w:rPr>
             </w:pPr>
             <w:r>
               <w:rPr>
@@ -1592,9 +1477,6 @@
           <w:p>
             <w:pPr>
               <w:ind w:left="0"/>
-              <w:rPr>
-                <w:rFonts w:hint="eastAsia"/>
-              </w:rPr>
             </w:pPr>
             <w:r>
               <w:rPr>
@@ -1611,9 +1493,6 @@
           <w:p>
             <w:pPr>
               <w:ind w:left="0"/>
-              <w:rPr>
-                <w:rFonts w:hint="eastAsia"/>
-              </w:rPr>
             </w:pPr>
             <w:r>
               <w:rPr>
@@ -1632,9 +1511,6 @@
           <w:p>
             <w:pPr>
               <w:ind w:left="0"/>
-              <w:rPr>
-                <w:rFonts w:hint="eastAsia"/>
-              </w:rPr>
             </w:pPr>
             <w:r>
               <w:rPr>
@@ -1651,9 +1527,6 @@
           <w:p>
             <w:pPr>
               <w:ind w:left="0"/>
-              <w:rPr>
-                <w:rFonts w:hint="eastAsia"/>
-              </w:rPr>
             </w:pPr>
             <w:r>
               <w:rPr>
@@ -1672,9 +1545,6 @@
           <w:p>
             <w:pPr>
               <w:ind w:left="0"/>
-              <w:rPr>
-                <w:rFonts w:hint="eastAsia"/>
-              </w:rPr>
             </w:pPr>
             <w:r>
               <w:rPr>
@@ -1692,9 +1562,6 @@
           <w:p>
             <w:pPr>
               <w:ind w:left="0"/>
-              <w:rPr>
-                <w:rFonts w:hint="eastAsia"/>
-              </w:rPr>
             </w:pPr>
             <w:r>
               <w:rPr>
@@ -1713,9 +1580,6 @@
           <w:p>
             <w:pPr>
               <w:ind w:left="0"/>
-              <w:rPr>
-                <w:rFonts w:hint="eastAsia"/>
-              </w:rPr>
             </w:pPr>
             <w:r>
               <w:rPr>
@@ -1732,9 +1596,6 @@
           <w:p>
             <w:pPr>
               <w:ind w:left="0"/>
-              <w:rPr>
-                <w:rFonts w:hint="eastAsia"/>
-              </w:rPr>
             </w:pPr>
             <w:r>
               <w:rPr>
@@ -1753,9 +1614,6 @@
           <w:p>
             <w:pPr>
               <w:ind w:left="0"/>
-              <w:rPr>
-                <w:rFonts w:hint="eastAsia"/>
-              </w:rPr>
             </w:pPr>
             <w:r>
               <w:rPr>
@@ -1772,9 +1630,6 @@
           <w:p>
             <w:pPr>
               <w:ind w:left="0"/>
-              <w:rPr>
-                <w:rFonts w:hint="eastAsia"/>
-              </w:rPr>
             </w:pPr>
             <w:r>
               <w:rPr>
@@ -1793,9 +1648,6 @@
           <w:p>
             <w:pPr>
               <w:ind w:left="0"/>
-              <w:rPr>
-                <w:rFonts w:hint="eastAsia"/>
-              </w:rPr>
             </w:pPr>
             <w:r>
               <w:rPr>
@@ -1803,6 +1655,12 @@
               </w:rPr>
               <w:t>BLOB</w:t>
             </w:r>
+            <w:r>
+              <w:rPr>
+                <w:rFonts w:hint="eastAsia"/>
+              </w:rPr>
+              <w:t>, TEXT</w:t>
+            </w:r>
           </w:p>
         </w:tc>
         <w:tc>
@@ -1812,9 +1670,6 @@
           <w:p>
             <w:pPr>
               <w:ind w:left="0"/>
-              <w:rPr>
-                <w:rFonts w:hint="eastAsia"/>
-              </w:rPr>
             </w:pPr>
             <w:r>
               <w:rPr>
@@ -1833,9 +1688,6 @@
           <w:p>
             <w:pPr>
               <w:ind w:left="0"/>
-              <w:rPr>
-                <w:rFonts w:hint="eastAsia"/>
-              </w:rPr>
             </w:pPr>
             <w:r>
               <w:rPr>
@@ -1852,9 +1704,6 @@
           <w:p>
             <w:pPr>
               <w:ind w:left="0"/>
-              <w:rPr>
-                <w:rFonts w:hint="eastAsia"/>
-              </w:rPr>
             </w:pPr>
             <w:r>
               <w:rPr>
@@ -1873,9 +1722,6 @@
           <w:p>
             <w:pPr>
               <w:ind w:left="0"/>
-              <w:rPr>
-                <w:rFonts w:hint="eastAsia"/>
-              </w:rPr>
             </w:pPr>
             <w:r>
               <w:rPr>
@@ -1892,9 +1738,6 @@
           <w:p>
             <w:pPr>
               <w:ind w:left="0"/>
-              <w:rPr>
-                <w:rFonts w:hint="eastAsia"/>
-              </w:rPr>
             </w:pPr>
             <w:r>
               <w:rPr>
@@ -1913,9 +1756,6 @@
           <w:p>
             <w:pPr>
               <w:ind w:left="0"/>
-              <w:rPr>
-                <w:rFonts w:hint="eastAsia"/>
-              </w:rPr>
             </w:pPr>
             <w:r>
               <w:rPr>
@@ -1932,9 +1772,6 @@
           <w:p>
             <w:pPr>
               <w:ind w:left="0"/>
-              <w:rPr>
-                <w:rFonts w:hint="eastAsia"/>
-              </w:rPr>
             </w:pPr>
             <w:r>
               <w:rPr>
@@ -1953,9 +1790,6 @@
           <w:p>
             <w:pPr>
               <w:ind w:left="0"/>
-              <w:rPr>
-                <w:rFonts w:hint="eastAsia"/>
-              </w:rPr>
             </w:pPr>
             <w:r>
               <w:rPr>
@@ -1972,9 +1806,6 @@
           <w:p>
             <w:pPr>
               <w:ind w:left="0"/>
-              <w:rPr>
-                <w:rFonts w:hint="eastAsia"/>
-              </w:rPr>
             </w:pPr>
             <w:r>
               <w:rPr>
@@ -1993,9 +1824,6 @@
           <w:p>
             <w:pPr>
               <w:ind w:left="0"/>
-              <w:rPr>
-                <w:rFonts w:hint="eastAsia"/>
-              </w:rPr>
             </w:pPr>
             <w:r>
               <w:rPr>
@@ -2012,9 +1840,6 @@
           <w:p>
             <w:pPr>
               <w:ind w:left="0"/>
-              <w:rPr>
-                <w:rFonts w:hint="eastAsia"/>
-              </w:rPr>
             </w:pPr>
             <w:r>
               <w:rPr>
@@ -2026,17 +1851,10 @@
         </w:tc>
       </w:tr>
     </w:tbl>
-    <w:p>
-      <w:pPr>
-        <w:rPr>
-          <w:rFonts w:hint="eastAsia"/>
-        </w:rPr>
-      </w:pPr>
-    </w:p>
-    <w:p>
-      <w:pPr>
-        <w:rPr>
-          <w:rFonts w:hint="eastAsia"/>
+    <w:p/>
+    <w:p>
+      <w:pPr>
+        <w:rPr>
           <w:b/>
         </w:rPr>
       </w:pPr>
@@ -2126,9 +1944,6 @@
     <w:p>
       <w:pPr>
         <w:pStyle w:val="Heading4"/>
-        <w:rPr>
-          <w:rFonts w:hint="eastAsia"/>
-        </w:rPr>
       </w:pPr>
       <w:r>
         <w:rPr>
@@ -2192,9 +2007,6 @@
     <w:p>
       <w:pPr>
         <w:pStyle w:val="Heading4"/>
-        <w:rPr>
-          <w:rFonts w:hint="eastAsia"/>
-        </w:rPr>
       </w:pPr>
       <w:r>
         <w:rPr>
@@ -2205,11 +2017,6 @@
       </w:r>
     </w:p>
     <w:p>
-      <w:pPr>
-        <w:rPr>
-          <w:rFonts w:hint="eastAsia"/>
-        </w:rPr>
-      </w:pPr>
       <w:r>
         <w:rPr>
           <w:noProof/>
@@ -2264,9 +2071,6 @@
     <w:p>
       <w:pPr>
         <w:pStyle w:val="Heading4"/>
-        <w:rPr>
-          <w:rFonts w:hint="eastAsia"/>
-        </w:rPr>
       </w:pPr>
       <w:r>
         <w:rPr>
@@ -2277,11 +2081,6 @@
       </w:r>
     </w:p>
     <w:p>
-      <w:pPr>
-        <w:rPr>
-          <w:rFonts w:hint="eastAsia"/>
-        </w:rPr>
-      </w:pPr>
       <w:r>
         <w:rPr>
           <w:noProof/>
@@ -5151,6 +4950,64 @@
       <w:szCs w:val="16"/>
     </w:rPr>
   </w:style>
+  <w:style w:type="character" w:styleId="CommentReference">
+    <w:name w:val="annotation reference"/>
+    <w:basedOn w:val="DefaultParagraphFont"/>
+    <w:uiPriority w:val="99"/>
+    <w:semiHidden/>
+    <w:unhideWhenUsed/>
+    <w:rsid w:val="00226D50"/>
+    <w:rPr>
+      <w:sz w:val="21"/>
+      <w:szCs w:val="21"/>
+    </w:rPr>
+  </w:style>
+  <w:style w:type="paragraph" w:styleId="CommentText">
+    <w:name w:val="annotation text"/>
+    <w:basedOn w:val="Normal"/>
+    <w:link w:val="CommentTextChar"/>
+    <w:uiPriority w:val="99"/>
+    <w:semiHidden/>
+    <w:unhideWhenUsed/>
+    <w:rsid w:val="00226D50"/>
+    <w:pPr>
+      <w:jc w:val="left"/>
+    </w:pPr>
+  </w:style>
+  <w:style w:type="character" w:customStyle="1" w:styleId="CommentTextChar">
+    <w:name w:val="Comment Text Char"/>
+    <w:basedOn w:val="DefaultParagraphFont"/>
+    <w:link w:val="CommentText"/>
+    <w:uiPriority w:val="99"/>
+    <w:semiHidden/>
+    <w:rsid w:val="00226D50"/>
+  </w:style>
+  <w:style w:type="paragraph" w:styleId="CommentSubject">
+    <w:name w:val="annotation subject"/>
+    <w:basedOn w:val="CommentText"/>
+    <w:next w:val="CommentText"/>
+    <w:link w:val="CommentSubjectChar"/>
+    <w:uiPriority w:val="99"/>
+    <w:semiHidden/>
+    <w:unhideWhenUsed/>
+    <w:rsid w:val="00226D50"/>
+    <w:rPr>
+      <w:b/>
+      <w:bCs/>
+    </w:rPr>
+  </w:style>
+  <w:style w:type="character" w:customStyle="1" w:styleId="CommentSubjectChar">
+    <w:name w:val="Comment Subject Char"/>
+    <w:basedOn w:val="CommentTextChar"/>
+    <w:link w:val="CommentSubject"/>
+    <w:uiPriority w:val="99"/>
+    <w:semiHidden/>
+    <w:rsid w:val="00226D50"/>
+    <w:rPr>
+      <w:b/>
+      <w:bCs/>
+    </w:rPr>
+  </w:style>
 </w:styles>
 </file>
 

--- a/internal_doc/03.开发设计/mysql/Story_mysql连接器基本数据操作.docx
+++ b/internal_doc/03.开发设计/mysql/Story_mysql连接器基本数据操作.docx
@@ -1532,7 +1532,7 @@
               <w:rPr>
                 <w:rFonts w:hint="eastAsia"/>
               </w:rPr>
-              <w:t>暂不支持</w:t>
+              <w:t>timestamp</w:t>
             </w:r>
           </w:p>
         </w:tc>
